--- a/juridico/1 - Regulamento de Admissao de Motoristas.docx
+++ b/juridico/1 - Regulamento de Admissao de Motoristas.docx
@@ -33,7 +33,7 @@
           <w:sz w:val="19"/>
           <w:szCs w:val="19"/>
         </w:rPr>
-        <w:t xml:space="preserve">Timorgiana, Lda  ·  Bidau Toko-Baru, Cristo Rei, Díli, Timor-Leste  ·  +670 74192857  ·  +670 75684566  ·  Versão de 3 de Setembro de 2026</w:t>
+        <w:t xml:space="preserve">Timorgiana, Lda  ·  Bidau Toko-Baru, Cristo Rei, Díli, Timor-Leste  ·  +670 74192857  ·  +670 75684566  ·  Versão de 14 de Setembro de 2026</w:t>
       </w:r>
     </w:p>
     <w:p>
@@ -461,7 +461,7 @@
           <w:sz w:val="21"/>
           <w:szCs w:val="21"/>
         </w:rPr>
-        <w:t xml:space="preserve">A candidatura só é apreciada quando estiverem submetidos os cinco documentos seguintes:</w:t>
+        <w:t xml:space="preserve">A candidatura só é apreciada quando estiverem submetidos os seis documentos seguintes:</w:t>
       </w:r>
     </w:p>
     <w:tbl>
@@ -749,7 +749,7 @@
                 <w:sz w:val="19"/>
                 <w:szCs w:val="19"/>
               </w:rPr>
-              <w:t xml:space="preserve">3. Carta de condução</w:t>
+              <w:t xml:space="preserve">3. Carta de condução (frente)</w:t>
             </w:r>
           </w:p>
         </w:tc>
@@ -774,7 +774,7 @@
                 <w:sz w:val="19"/>
                 <w:szCs w:val="19"/>
               </w:rPr>
-              <w:t xml:space="preserve">Confirmar a habilitação legal para conduzir</w:t>
+              <w:t xml:space="preserve">Confirmar a habilitação legal para conduzir e a sua validade</w:t>
             </w:r>
           </w:p>
         </w:tc>
@@ -827,7 +827,7 @@
                 <w:sz w:val="19"/>
                 <w:szCs w:val="19"/>
               </w:rPr>
-              <w:t xml:space="preserve">4. Cartão de registo do veículo</w:t>
+              <w:t xml:space="preserve">4. Carta de condução (verso)</w:t>
             </w:r>
           </w:p>
         </w:tc>
@@ -853,7 +853,7 @@
                 <w:sz w:val="19"/>
                 <w:szCs w:val="19"/>
               </w:rPr>
-              <w:t xml:space="preserve">Confirmar a identificação e a titularidade do veículo</w:t>
+              <w:t xml:space="preserve">Confirmar as categorias de veículos que o candidato está habilitado a conduzir</w:t>
             </w:r>
           </w:p>
         </w:tc>
@@ -879,7 +879,7 @@
                 <w:sz w:val="19"/>
                 <w:szCs w:val="19"/>
               </w:rPr>
-              <w:t xml:space="preserve">Data obrigatória</w:t>
+              <w:t xml:space="preserve">Não é exigida data — a validade consta da frente</w:t>
             </w:r>
           </w:p>
         </w:tc>
@@ -906,7 +906,7 @@
                 <w:sz w:val="19"/>
                 <w:szCs w:val="19"/>
               </w:rPr>
-              <w:t xml:space="preserve">5. Cartão de inspeção (Kartaun Inspesaun)</w:t>
+              <w:t xml:space="preserve">5. Cartão de registo do veículo</w:t>
             </w:r>
           </w:p>
         </w:tc>
@@ -931,6 +931,85 @@
                 <w:sz w:val="19"/>
                 <w:szCs w:val="19"/>
               </w:rPr>
+              <w:t xml:space="preserve">Confirmar a identificação e a titularidade do veículo</w:t>
+            </w:r>
+          </w:p>
+        </w:tc>
+        <w:tc>
+          <w:tcPr>
+            <w:tcW w:type="dxa" w:w="1900"/>
+            <w:tcMar>
+              <w:top w:type="dxa" w:w="90"/>
+              <w:left w:type="dxa" w:w="120"/>
+              <w:bottom w:type="dxa" w:w="90"/>
+              <w:right w:type="dxa" w:w="120"/>
+            </w:tcMar>
+          </w:tcPr>
+          <w:p>
+            <w:pPr>
+              <w:spacing w:after="0" w:line="264"/>
+            </w:pPr>
+            <w:r>
+              <w:rPr>
+                <w:rFonts w:ascii="Calibri" w:cs="Calibri" w:eastAsia="Calibri" w:hAnsi="Calibri"/>
+                <w:color w:val="14201D"/>
+                <w:sz w:val="19"/>
+                <w:szCs w:val="19"/>
+              </w:rPr>
+              <w:t xml:space="preserve">Data obrigatória</w:t>
+            </w:r>
+          </w:p>
+        </w:tc>
+      </w:tr>
+      <w:tr>
+        <w:tc>
+          <w:tcPr>
+            <w:tcW w:type="dxa" w:w="2500"/>
+            <w:shd w:fill="F7F5F1" w:val="clear"/>
+            <w:tcMar>
+              <w:top w:type="dxa" w:w="90"/>
+              <w:left w:type="dxa" w:w="120"/>
+              <w:bottom w:type="dxa" w:w="90"/>
+              <w:right w:type="dxa" w:w="120"/>
+            </w:tcMar>
+          </w:tcPr>
+          <w:p>
+            <w:pPr>
+              <w:spacing w:after="0" w:line="264"/>
+            </w:pPr>
+            <w:r>
+              <w:rPr>
+                <w:rFonts w:ascii="Calibri" w:cs="Calibri" w:eastAsia="Calibri" w:hAnsi="Calibri"/>
+                <w:color w:val="14201D"/>
+                <w:sz w:val="19"/>
+                <w:szCs w:val="19"/>
+              </w:rPr>
+              <w:t xml:space="preserve">6. Cartão de inspeção (Kartaun Inspesaun)</w:t>
+            </w:r>
+          </w:p>
+        </w:tc>
+        <w:tc>
+          <w:tcPr>
+            <w:tcW w:type="dxa" w:w="4100"/>
+            <w:shd w:fill="F7F5F1" w:val="clear"/>
+            <w:tcMar>
+              <w:top w:type="dxa" w:w="90"/>
+              <w:left w:type="dxa" w:w="120"/>
+              <w:bottom w:type="dxa" w:w="90"/>
+              <w:right w:type="dxa" w:w="120"/>
+            </w:tcMar>
+          </w:tcPr>
+          <w:p>
+            <w:pPr>
+              <w:spacing w:after="0" w:line="264"/>
+            </w:pPr>
+            <w:r>
+              <w:rPr>
+                <w:rFonts w:ascii="Calibri" w:cs="Calibri" w:eastAsia="Calibri" w:hAnsi="Calibri"/>
+                <w:color w:val="14201D"/>
+                <w:sz w:val="19"/>
+                <w:szCs w:val="19"/>
+              </w:rPr>
               <w:t xml:space="preserve">Confirmar a aptidão técnica do veículo para circular</w:t>
             </w:r>
           </w:p>
@@ -938,6 +1017,7 @@
         <w:tc>
           <w:tcPr>
             <w:tcW w:type="dxa" w:w="1900"/>
+            <w:shd w:fill="F7F5F1" w:val="clear"/>
             <w:tcMar>
               <w:top w:type="dxa" w:w="90"/>
               <w:left w:type="dxa" w:w="120"/>
@@ -1011,7 +1091,7 @@
           <w:sz w:val="21"/>
           <w:szCs w:val="21"/>
         </w:rPr>
-        <w:t xml:space="preserve">Os documentos indicados nos n.os 3, 4 e 5 do artigo anterior só são aceites com </w:t>
+        <w:t xml:space="preserve">Os documentos indicados nos n.os 3, 5 e 6 do artigo anterior só são aceites com </w:t>
       </w:r>
       <w:r>
         <w:rPr>
@@ -1223,7 +1303,7 @@
           <w:sz w:val="21"/>
           <w:szCs w:val="21"/>
         </w:rPr>
-        <w:t xml:space="preserve">Submissão dos cinco documentos e das respetivas datas.</w:t>
+        <w:t xml:space="preserve">Submissão dos seis documentos e das respetivas datas.</w:t>
       </w:r>
     </w:p>
     <w:p>
@@ -1276,7 +1356,7 @@
           <w:sz w:val="21"/>
           <w:szCs w:val="21"/>
         </w:rPr>
-        <w:t xml:space="preserve">A candidatura é apreciada pela Timorgiana, Lda, que verifica a legibilidade dos documentos, a correspondência entre o titular e a fotografia, e a coerência entre a matrícula declarada e a documentação apresentada.</w:t>
+        <w:t xml:space="preserve">A candidatura é apreciada pela Timorgiana, Lda, que verifica a legibilidade dos documentos, a correspondência entre o titular e a fotografia, a coerência entre a matrícula declarada e a documentação apresentada, e se as categorias constantes do verso da carta de condução permitem conduzir o veículo declarado.</w:t>
       </w:r>
     </w:p>
     <w:p>
@@ -1414,7 +1494,7 @@
           <w:sz w:val="21"/>
           <w:szCs w:val="21"/>
         </w:rPr>
-        <w:t xml:space="preserve">Falta de qualquer dos cinco documentos obrigatórios;</w:t>
+        <w:t xml:space="preserve">Falta de qualquer dos seis documentos obrigatórios;</w:t>
       </w:r>
     </w:p>
     <w:p>
@@ -2061,7 +2141,7 @@
           <w:sz w:val="21"/>
           <w:szCs w:val="21"/>
         </w:rPr>
-        <w:t xml:space="preserve">O presente Regulamento entra em vigor em 3 de Setembro de 2026 e aplica-se às candidaturas apresentadas a partir dessa data, bem como à manutenção das contas já aprovadas.</w:t>
+        <w:t xml:space="preserve">O presente Regulamento entra em vigor em 14 de Setembro de 2026 e aplica-se às candidaturas apresentadas a partir dessa data, bem como à manutenção das contas já aprovadas.</w:t>
       </w:r>
     </w:p>
     <w:p>
@@ -2152,7 +2232,7 @@
         <w:sz w:val="15"/>
         <w:szCs w:val="15"/>
       </w:rPr>
-      <w:t xml:space="preserve">Regulamento de Admissão de Motoristas  ·  3 de Setembro de 2026  ·  página </w:t>
+      <w:t xml:space="preserve">Regulamento de Admissão de Motoristas  ·  14 de Setembro de 2026  ·  página </w:t>
     </w:r>
     <w:r>
       <w:rPr>

--- a/juridico/1 - Regulamento de Admissao de Motoristas.docx
+++ b/juridico/1 - Regulamento de Admissao de Motoristas.docx
@@ -33,7 +33,7 @@
           <w:sz w:val="19"/>
           <w:szCs w:val="19"/>
         </w:rPr>
-        <w:t xml:space="preserve">Timorgiana, Lda  ·  Bidau Toko-Baru, Cristo Rei, Díli, Timor-Leste  ·  +670 74192857  ·  +670 75684566  ·  Versão de 14 de Setembro de 2026</w:t>
+        <w:t xml:space="preserve">Timorgiara Neto, Unipessoal Lda  ·  Bidau Toko-Baru, Cristo Rei, Díli, Timor-Leste  ·  +670 74192857  ·  +670 75684566  ·  Versão de 14 de Setembro de 2026</w:t>
       </w:r>
     </w:p>
     <w:p>
@@ -68,7 +68,7 @@
           <w:sz w:val="21"/>
           <w:szCs w:val="21"/>
         </w:rPr>
-        <w:t xml:space="preserve">O presente Regulamento fixa os requisitos, os documentos e o procedimento de admissão de motoristas à plataforma tecnológica TimorgianaRide, explorada pela Timorgiana, Lda.</w:t>
+        <w:t xml:space="preserve">O presente Regulamento fixa os requisitos, os documentos e o procedimento de admissão de motoristas à plataforma tecnológica TimorgianaRide, explorada pela Timorgiara Neto, Unipessoal Lda.</w:t>
       </w:r>
     </w:p>
     <w:p>
@@ -397,7 +397,7 @@
           <w:sz w:val="21"/>
           <w:szCs w:val="21"/>
         </w:rPr>
-        <w:t xml:space="preserve">A Timorgiana, Lda não exige a apresentação da apólice, não a verifica e não é seguradora.</w:t>
+        <w:t xml:space="preserve">A Timorgiara Neto, Unipessoal Lda não exige a apresentação da apólice, não a verifica e não é seguradora.</w:t>
       </w:r>
       <w:r>
         <w:rPr>
@@ -1356,7 +1356,7 @@
           <w:sz w:val="21"/>
           <w:szCs w:val="21"/>
         </w:rPr>
-        <w:t xml:space="preserve">A candidatura é apreciada pela Timorgiana, Lda, que verifica a legibilidade dos documentos, a correspondência entre o titular e a fotografia, a coerência entre a matrícula declarada e a documentação apresentada, e se as categorias constantes do verso da carta de condução permitem conduzir o veículo declarado.</w:t>
+        <w:t xml:space="preserve">A candidatura é apreciada pela Timorgiara Neto, Unipessoal Lda, que verifica a legibilidade dos documentos, a correspondência entre o titular e a fotografia, a coerência entre a matrícula declarada e a documentação apresentada, e se as categorias constantes do verso da carta de condução permitem conduzir o veículo declarado.</w:t>
       </w:r>
     </w:p>
     <w:p>
@@ -1554,7 +1554,7 @@
           <w:sz w:val="21"/>
           <w:szCs w:val="21"/>
         </w:rPr>
-        <w:t xml:space="preserve"> com a submissão do documento regularizado, sem necessidade de qualquer ato da Timorgiana, Lda. Um motorista que renove a inspeção de manhã pode trabalhar nessa tarde.</w:t>
+        <w:t xml:space="preserve"> com a submissão do documento regularizado, sem necessidade de qualquer ato da Timorgiara Neto, Unipessoal Lda. Um motorista que renove a inspeção de manhã pode trabalhar nessa tarde.</w:t>
       </w:r>
     </w:p>
     <w:p>
@@ -1982,7 +1982,7 @@
           <w:sz w:val="21"/>
           <w:szCs w:val="21"/>
         </w:rPr>
-        <w:t xml:space="preserve">O documento substituído entra imediatamente em vigor, para que o motorista não fique impedido de trabalhar, mas fica assinalado como pendente de confirmação até ser verificado pela Timorgiana, Lda.</w:t>
+        <w:t xml:space="preserve">O documento substituído entra imediatamente em vigor, para que o motorista não fique impedido de trabalhar, mas fica assinalado como pendente de confirmação até ser verificado pela Timorgiara Neto, Unipessoal Lda.</w:t>
       </w:r>
     </w:p>
     <w:p>
@@ -2159,7 +2159,7 @@
           <w:sz w:val="21"/>
           <w:szCs w:val="21"/>
         </w:rPr>
-        <w:t xml:space="preserve">A Timorgiana, Lda pode alterá-lo, avisando os motoristas na aplicação com antecedência razoável.</w:t>
+        <w:t xml:space="preserve">A Timorgiara Neto, Unipessoal Lda pode alterá-lo, avisando os motoristas na aplicação com antecedência razoável.</w:t>
       </w:r>
     </w:p>
     <w:sectPr>
@@ -2322,7 +2322,7 @@
         <w:sz w:val="16"/>
         <w:szCs w:val="16"/>
       </w:rPr>
-      <w:t xml:space="preserve">TimorgianaRide  ·  Timorgiana, Lda</w:t>
+      <w:t xml:space="preserve">TimorgianaRide  ·  Timorgiara Neto, Unipessoal Lda</w:t>
     </w:r>
   </w:p>
 </w:hdr>

--- a/juridico/1 - Regulamento de Admissao de Motoristas.docx
+++ b/juridico/1 - Regulamento de Admissao de Motoristas.docx
@@ -33,7 +33,7 @@
           <w:sz w:val="19"/>
           <w:szCs w:val="19"/>
         </w:rPr>
-        <w:t xml:space="preserve">Timorgiara Neto, Unipessoal Lda  ·  Bidau Toko-Baru, Cristo Rei, Díli, Timor-Leste  ·  +670 74192857  ·  +670 75684566  ·  Versão de 14 de Setembro de 2026</w:t>
+        <w:t xml:space="preserve">Timorgiara Neto, Unipessoal, Lda  ·  Bidau Toko-Baru, Cristo Rei, Díli, Timor-Leste  ·  +670 74192857  ·  +670 75684566  ·  Versão de 14 de Setembro de 2026</w:t>
       </w:r>
     </w:p>
     <w:p>
@@ -68,7 +68,7 @@
           <w:sz w:val="21"/>
           <w:szCs w:val="21"/>
         </w:rPr>
-        <w:t xml:space="preserve">O presente Regulamento fixa os requisitos, os documentos e o procedimento de admissão de motoristas à plataforma tecnológica TimorgianaRide, explorada pela Timorgiara Neto, Unipessoal Lda.</w:t>
+        <w:t xml:space="preserve">O presente Regulamento fixa os requisitos, os documentos e o procedimento de admissão de motoristas à plataforma tecnológica TimorgianaRide, explorada pela Timorgiara Neto, Unipessoal, Lda.</w:t>
       </w:r>
     </w:p>
     <w:p>
@@ -397,7 +397,7 @@
           <w:sz w:val="21"/>
           <w:szCs w:val="21"/>
         </w:rPr>
-        <w:t xml:space="preserve">A Timorgiara Neto, Unipessoal Lda não exige a apresentação da apólice, não a verifica e não é seguradora.</w:t>
+        <w:t xml:space="preserve">A Timorgiara Neto, Unipessoal, Lda não exige a apresentação da apólice, não a verifica e não é seguradora.</w:t>
       </w:r>
       <w:r>
         <w:rPr>
@@ -1356,7 +1356,7 @@
           <w:sz w:val="21"/>
           <w:szCs w:val="21"/>
         </w:rPr>
-        <w:t xml:space="preserve">A candidatura é apreciada pela Timorgiara Neto, Unipessoal Lda, que verifica a legibilidade dos documentos, a correspondência entre o titular e a fotografia, a coerência entre a matrícula declarada e a documentação apresentada, e se as categorias constantes do verso da carta de condução permitem conduzir o veículo declarado.</w:t>
+        <w:t xml:space="preserve">A candidatura é apreciada pela Timorgiara Neto, Unipessoal, Lda, que verifica a legibilidade dos documentos, a correspondência entre o titular e a fotografia, a coerência entre a matrícula declarada e a documentação apresentada, e se as categorias constantes do verso da carta de condução permitem conduzir o veículo declarado.</w:t>
       </w:r>
     </w:p>
     <w:p>
@@ -1554,7 +1554,7 @@
           <w:sz w:val="21"/>
           <w:szCs w:val="21"/>
         </w:rPr>
-        <w:t xml:space="preserve"> com a submissão do documento regularizado, sem necessidade de qualquer ato da Timorgiara Neto, Unipessoal Lda. Um motorista que renove a inspeção de manhã pode trabalhar nessa tarde.</w:t>
+        <w:t xml:space="preserve"> com a submissão do documento regularizado, sem necessidade de qualquer ato da Timorgiara Neto, Unipessoal, Lda. Um motorista que renove a inspeção de manhã pode trabalhar nessa tarde.</w:t>
       </w:r>
     </w:p>
     <w:p>
@@ -1982,7 +1982,7 @@
           <w:sz w:val="21"/>
           <w:szCs w:val="21"/>
         </w:rPr>
-        <w:t xml:space="preserve">O documento substituído entra imediatamente em vigor, para que o motorista não fique impedido de trabalhar, mas fica assinalado como pendente de confirmação até ser verificado pela Timorgiara Neto, Unipessoal Lda.</w:t>
+        <w:t xml:space="preserve">O documento substituído entra imediatamente em vigor, para que o motorista não fique impedido de trabalhar, mas fica assinalado como pendente de confirmação até ser verificado pela Timorgiara Neto, Unipessoal, Lda.</w:t>
       </w:r>
     </w:p>
     <w:p>
@@ -2159,7 +2159,7 @@
           <w:sz w:val="21"/>
           <w:szCs w:val="21"/>
         </w:rPr>
-        <w:t xml:space="preserve">A Timorgiara Neto, Unipessoal Lda pode alterá-lo, avisando os motoristas na aplicação com antecedência razoável.</w:t>
+        <w:t xml:space="preserve">A Timorgiara Neto, Unipessoal, Lda pode alterá-lo, avisando os motoristas na aplicação com antecedência razoável.</w:t>
       </w:r>
     </w:p>
     <w:sectPr>
@@ -2322,7 +2322,7 @@
         <w:sz w:val="16"/>
         <w:szCs w:val="16"/>
       </w:rPr>
-      <w:t xml:space="preserve">TimorgianaRide  ·  Timorgiara Neto, Unipessoal Lda</w:t>
+      <w:t xml:space="preserve">TimorgianaRide  ·  Timorgiara Neto, Unipessoal, Lda</w:t>
     </w:r>
   </w:p>
 </w:hdr>

--- a/juridico/1 - Regulamento de Admissao de Motoristas.docx
+++ b/juridico/1 - Regulamento de Admissao de Motoristas.docx
@@ -68,7 +68,7 @@
           <w:sz w:val="21"/>
           <w:szCs w:val="21"/>
         </w:rPr>
-        <w:t xml:space="preserve">O presente Regulamento fixa os requisitos, os documentos e o procedimento de admissão de motoristas à plataforma tecnológica TimorgianaRide, explorada pela Timorgiara Neto, Unipessoal, Lda.</w:t>
+        <w:t xml:space="preserve">O presente Regulamento fixa os requisitos, os documentos e o procedimento de admissão de motoristas à plataforma tecnológica HAKAT, explorada pela Timorgiara Neto, Unipessoal, Lda.</w:t>
       </w:r>
     </w:p>
     <w:p>
@@ -2322,7 +2322,7 @@
         <w:sz w:val="16"/>
         <w:szCs w:val="16"/>
       </w:rPr>
-      <w:t xml:space="preserve">TimorgianaRide  ·  Timorgiara Neto, Unipessoal, Lda</w:t>
+      <w:t xml:space="preserve">HAKAT  ·  Timorgiara Neto, Unipessoal, Lda</w:t>
     </w:r>
   </w:p>
 </w:hdr>

--- a/juridico/1 - Regulamento de Admissao de Motoristas.docx
+++ b/juridico/1 - Regulamento de Admissao de Motoristas.docx
@@ -33,7 +33,7 @@
           <w:sz w:val="19"/>
           <w:szCs w:val="19"/>
         </w:rPr>
-        <w:t xml:space="preserve">Timorgiara Neto, Unipessoal, Lda  ·  Bidau Toko-Baru, Cristo Rei, Díli, Timor-Leste  ·  +670 74192857  ·  +670 75684566  ·  Versão de 14 de Setembro de 2026</w:t>
+        <w:t xml:space="preserve">Timorgiara Neto, Unipessoal, Lda.  ·  Zero III, Fatuhada, Dom Aleixo, Díli, Timor-Leste  ·  +670 74192857  ·  +670 75684566  ·  Versão de 14 de Setembro de 2026</w:t>
       </w:r>
     </w:p>
     <w:p>
@@ -397,7 +397,7 @@
           <w:sz w:val="21"/>
           <w:szCs w:val="21"/>
         </w:rPr>
-        <w:t xml:space="preserve">A Timorgiara Neto, Unipessoal, Lda não exige a apresentação da apólice, não a verifica e não é seguradora.</w:t>
+        <w:t xml:space="preserve">A Timorgiara Neto, Unipessoal, Lda. não exige a apresentação da apólice, não a verifica e não é seguradora.</w:t>
       </w:r>
       <w:r>
         <w:rPr>
@@ -1356,7 +1356,7 @@
           <w:sz w:val="21"/>
           <w:szCs w:val="21"/>
         </w:rPr>
-        <w:t xml:space="preserve">A candidatura é apreciada pela Timorgiara Neto, Unipessoal, Lda, que verifica a legibilidade dos documentos, a correspondência entre o titular e a fotografia, a coerência entre a matrícula declarada e a documentação apresentada, e se as categorias constantes do verso da carta de condução permitem conduzir o veículo declarado.</w:t>
+        <w:t xml:space="preserve">A candidatura é apreciada pela Timorgiara Neto, Unipessoal, Lda., que verifica a legibilidade dos documentos, a correspondência entre o titular e a fotografia, a coerência entre a matrícula declarada e a documentação apresentada, e se as categorias constantes do verso da carta de condução permitem conduzir o veículo declarado.</w:t>
       </w:r>
     </w:p>
     <w:p>
@@ -2159,7 +2159,7 @@
           <w:sz w:val="21"/>
           <w:szCs w:val="21"/>
         </w:rPr>
-        <w:t xml:space="preserve">A Timorgiara Neto, Unipessoal, Lda pode alterá-lo, avisando os motoristas na aplicação com antecedência razoável.</w:t>
+        <w:t xml:space="preserve">A Timorgiara Neto, Unipessoal, Lda. pode alterá-lo, avisando os motoristas na aplicação com antecedência razoável.</w:t>
       </w:r>
     </w:p>
     <w:sectPr>
@@ -2322,7 +2322,7 @@
         <w:sz w:val="16"/>
         <w:szCs w:val="16"/>
       </w:rPr>
-      <w:t xml:space="preserve">HAKAT  ·  Timorgiara Neto, Unipessoal, Lda</w:t>
+      <w:t xml:space="preserve">HAKAT  ·  Timorgiara Neto, Unipessoal, Lda.</w:t>
     </w:r>
   </w:p>
 </w:hdr>

--- a/juridico/1 - Regulamento de Admissao de Motoristas.docx
+++ b/juridico/1 - Regulamento de Admissao de Motoristas.docx
@@ -461,7 +461,7 @@
           <w:sz w:val="21"/>
           <w:szCs w:val="21"/>
         </w:rPr>
-        <w:t xml:space="preserve">A candidatura só é apreciada quando estiverem submetidos os seis documentos seguintes:</w:t>
+        <w:t xml:space="preserve">A candidatura só é apreciada quando estiverem submetidos os sete documentos seguintes:</w:t>
       </w:r>
     </w:p>
     <w:tbl>
@@ -1041,7 +1041,102 @@
           </w:p>
         </w:tc>
       </w:tr>
+      <w:tr>
+        <w:tc>
+          <w:tcPr>
+            <w:tcW w:type="dxa" w:w="2500"/>
+            <w:tcMar>
+              <w:top w:type="dxa" w:w="90"/>
+              <w:left w:type="dxa" w:w="120"/>
+              <w:bottom w:type="dxa" w:w="90"/>
+              <w:right w:type="dxa" w:w="120"/>
+            </w:tcMar>
+          </w:tcPr>
+          <w:p>
+            <w:pPr>
+              <w:spacing w:after="0" w:line="264"/>
+            </w:pPr>
+            <w:r>
+              <w:rPr>
+                <w:rFonts w:ascii="Calibri" w:cs="Calibri" w:eastAsia="Calibri" w:hAnsi="Calibri"/>
+                <w:color w:val="14201D"/>
+                <w:sz w:val="19"/>
+                <w:szCs w:val="19"/>
+              </w:rPr>
+              <w:t xml:space="preserve">7. Certificado de registo criminal</w:t>
+            </w:r>
+          </w:p>
+        </w:tc>
+        <w:tc>
+          <w:tcPr>
+            <w:tcW w:type="dxa" w:w="4100"/>
+            <w:tcMar>
+              <w:top w:type="dxa" w:w="90"/>
+              <w:left w:type="dxa" w:w="120"/>
+              <w:bottom w:type="dxa" w:w="90"/>
+              <w:right w:type="dxa" w:w="120"/>
+            </w:tcMar>
+          </w:tcPr>
+          <w:p>
+            <w:pPr>
+              <w:spacing w:after="0" w:line="264"/>
+            </w:pPr>
+            <w:r>
+              <w:rPr>
+                <w:rFonts w:ascii="Calibri" w:cs="Calibri" w:eastAsia="Calibri" w:hAnsi="Calibri"/>
+                <w:color w:val="14201D"/>
+                <w:sz w:val="19"/>
+                <w:szCs w:val="19"/>
+              </w:rPr>
+              <w:t xml:space="preserve">Verificar a idoneidade do candidato para transportar passageiros</w:t>
+            </w:r>
+          </w:p>
+        </w:tc>
+        <w:tc>
+          <w:tcPr>
+            <w:tcW w:type="dxa" w:w="1900"/>
+            <w:tcMar>
+              <w:top w:type="dxa" w:w="90"/>
+              <w:left w:type="dxa" w:w="120"/>
+              <w:bottom w:type="dxa" w:w="90"/>
+              <w:right w:type="dxa" w:w="120"/>
+            </w:tcMar>
+          </w:tcPr>
+          <w:p>
+            <w:pPr>
+              <w:spacing w:after="0" w:line="264"/>
+            </w:pPr>
+            <w:r>
+              <w:rPr>
+                <w:rFonts w:ascii="Calibri" w:cs="Calibri" w:eastAsia="Calibri" w:hAnsi="Calibri"/>
+                <w:color w:val="14201D"/>
+                <w:sz w:val="19"/>
+                <w:szCs w:val="19"/>
+              </w:rPr>
+              <w:t xml:space="preserve">Emitido nos três meses anteriores à candidatura</w:t>
+            </w:r>
+          </w:p>
+        </w:tc>
+      </w:tr>
     </w:tbl>
+    <w:p>
+      <w:pPr>
+        <w:spacing w:after="120" w:line="276"/>
+        <w:jc w:val="both"/>
+      </w:pPr>
+      <w:r>
+        <w:rPr>
+          <w:rFonts w:ascii="Calibri" w:cs="Calibri" w:eastAsia="Calibri" w:hAnsi="Calibri"/>
+          <w:b w:val="false"/>
+          <w:bCs w:val="false"/>
+          <w:i w:val="false"/>
+          <w:iCs w:val="false"/>
+          <w:sz w:val="21"/>
+          <w:szCs w:val="21"/>
+        </w:rPr>
+        <w:t xml:space="preserve">O certificado de registo criminal é apreciado por quem decide a candidatura, nos termos do artigo 8.º. Os motoristas já aprovados à data da entrada em vigor desta exigência mantêm a sua conta ativa e são convidados a apresentá-lo, sem que a sua falta determine a suspensão.</w:t>
+      </w:r>
+    </w:p>
     <w:p>
       <w:pPr>
         <w:pBdr>

--- a/juridico/1 - Regulamento de Admissao de Motoristas.docx
+++ b/juridico/1 - Regulamento de Admissao de Motoristas.docx
@@ -1134,7 +1134,7 @@
           <w:sz w:val="21"/>
           <w:szCs w:val="21"/>
         </w:rPr>
-        <w:t xml:space="preserve">O certificado de registo criminal é apreciado por quem decide a candidatura, nos termos do artigo 8.º. Os motoristas já aprovados à data da entrada em vigor desta exigência mantêm a sua conta ativa e são convidados a apresentá-lo, sem que a sua falta determine a suspensão.</w:t>
+        <w:t xml:space="preserve">O certificado de registo criminal é apreciado por quem decide a candidatura, nos termos do artigo 8.º. A existência de qualquer condenação nele registada impede a admissão e determina a recusa da candidatura. Os motoristas já aprovados à data da entrada em vigor desta exigência mantêm a sua conta ativa e são convidados a apresentá-lo, sem que a sua falta determine a suspensão.</w:t>
       </w:r>
     </w:p>
     <w:p>

--- a/juridico/1 - Regulamento de Admissao de Motoristas.docx
+++ b/juridico/1 - Regulamento de Admissao de Motoristas.docx
@@ -1135,6 +1135,24 @@
           <w:szCs w:val="21"/>
         </w:rPr>
         <w:t xml:space="preserve">O certificado de registo criminal é apreciado por quem decide a candidatura, nos termos do artigo 8.º. A existência de qualquer condenação nele registada impede a admissão e determina a recusa da candidatura. Os motoristas já aprovados à data da entrada em vigor desta exigência mantêm a sua conta ativa e são convidados a apresentá-lo, sem que a sua falta determine a suspensão.</w:t>
+      </w:r>
+    </w:p>
+    <w:p>
+      <w:pPr>
+        <w:spacing w:after="120" w:line="276"/>
+        <w:jc w:val="both"/>
+      </w:pPr>
+      <w:r>
+        <w:rPr>
+          <w:rFonts w:ascii="Calibri" w:cs="Calibri" w:eastAsia="Calibri" w:hAnsi="Calibri"/>
+          <w:b w:val="false"/>
+          <w:bCs w:val="false"/>
+          <w:i w:val="false"/>
+          <w:iCs w:val="false"/>
+          <w:sz w:val="21"/>
+          <w:szCs w:val="21"/>
+        </w:rPr>
+        <w:t xml:space="preserve">Quando o veículo registado não pertença ao candidato, este declara-o no registo e apresenta ainda: (a) o documento de identificação do proprietário do veículo; e (b) a declaração de autorização assinada pelo proprietário, conforme o modelo disponibilizado pela Timorgiara Neto, Unipessoal, Lda., que identifique o proprietário, o motorista e o veículo autorizado. Sem estes documentos o registo não fica completo nem pode ser aprovado, e o motorista não pode realizar viagens com esse veículo.</w:t>
       </w:r>
     </w:p>
     <w:p>

--- a/juridico/1 - Regulamento de Admissao de Motoristas.docx
+++ b/juridico/1 - Regulamento de Admissao de Motoristas.docx
@@ -397,7 +397,7 @@
           <w:sz w:val="21"/>
           <w:szCs w:val="21"/>
         </w:rPr>
-        <w:t xml:space="preserve">A Timorgiara Neto, Unipessoal, Lda. não exige a apresentação da apólice, não a verifica e não é seguradora.</w:t>
+        <w:t xml:space="preserve">A Timorgiara Neto, Unipessoal, Lda. não é seguradora.</w:t>
       </w:r>
       <w:r>
         <w:rPr>
@@ -406,6 +406,42 @@
           <w:szCs w:val="21"/>
         </w:rPr>
         <w:t xml:space="preserve"> A verificação do cumprimento desta obrigação compete às autoridades.</w:t>
+      </w:r>
+    </w:p>
+    <w:p>
+      <w:pPr>
+        <w:spacing w:after="120" w:line="276"/>
+        <w:jc w:val="both"/>
+      </w:pPr>
+      <w:r>
+        <w:rPr>
+          <w:rFonts w:ascii="Calibri" w:cs="Calibri" w:eastAsia="Calibri" w:hAnsi="Calibri"/>
+          <w:b w:val="false"/>
+          <w:bCs w:val="false"/>
+          <w:i w:val="false"/>
+          <w:iCs w:val="false"/>
+          <w:sz w:val="21"/>
+          <w:szCs w:val="21"/>
+        </w:rPr>
+        <w:t xml:space="preserve">O motorista pode apresentar, facultativamente, o cartão do seguro através da aplicação. A apresentação de cartão dentro do prazo de validade dá ao veículo o selo «Seguro ✓», visível ao passageiro. A Timorgiara Neto, Unipessoal, Lda. confere apenas a existência do cartão e a data de validade indicada, para efeito do selo; não verifica o conteúdo, a suficiência nem a vigência da cobertura, que continuam a ser da exclusiva responsabilidade do motorista.</w:t>
+      </w:r>
+    </w:p>
+    <w:p>
+      <w:pPr>
+        <w:spacing w:after="120" w:line="276"/>
+        <w:jc w:val="both"/>
+      </w:pPr>
+      <w:r>
+        <w:rPr>
+          <w:rFonts w:ascii="Calibri" w:cs="Calibri" w:eastAsia="Calibri" w:hAnsi="Calibri"/>
+          <w:b w:val="false"/>
+          <w:bCs w:val="false"/>
+          <w:i w:val="false"/>
+          <w:iCs w:val="false"/>
+          <w:sz w:val="21"/>
+          <w:szCs w:val="21"/>
+        </w:rPr>
+        <w:t xml:space="preserve">A Timorgiara Neto, Unipessoal, Lda. pode tornar obrigatória a apresentação do cartão do seguro, mediante aviso na aplicação com, pelo menos, 30 dias de antecedência.</w:t>
       </w:r>
     </w:p>
     <w:p>
